--- a/docs/do178/planning/SDP_I-SCEET.docx
+++ b/docs/do178/planning/SDP_I-SCEET.docx
@@ -233,15 +233,7 @@
                 <w:sz w:val="20"/>
                 <w:szCs w:val="20"/>
               </w:rPr>
-              <w:t>2</w:t>
-            </w:r>
-            <w:r>
-              <w:rPr>
-                <w:rFonts w:eastAsia="Arial" w:cs="Arial"/>
-                <w:sz w:val="20"/>
-                <w:szCs w:val="20"/>
-              </w:rPr>
-              <w:t>.0</w:t>
+              <w:t>3.0</w:t>
             </w:r>
           </w:p>
         </w:tc>
@@ -361,7 +353,7 @@
                 <w:sz w:val="20"/>
                 <w:szCs w:val="20"/>
               </w:rPr>
-              <w:t>2026-04-20</w:t>
+              <w:t>2026-06-18</w:t>
             </w:r>
           </w:p>
         </w:tc>
@@ -1003,15 +995,7 @@
                 <w:sz w:val="20"/>
                 <w:szCs w:val="20"/>
               </w:rPr>
-              <w:t xml:space="preserve">Hatem </w:t>
-            </w:r>
-            <w:r>
-              <w:rPr>
-                <w:rFonts w:eastAsia="Arial" w:cs="Arial"/>
-                <w:sz w:val="20"/>
-                <w:szCs w:val="20"/>
-              </w:rPr>
-              <w:t>ADOUANI</w:t>
+              <w:t>Hatem ADOUANI</w:t>
             </w:r>
           </w:p>
         </w:tc>
@@ -1118,15 +1102,7 @@
                 <w:sz w:val="20"/>
                 <w:szCs w:val="20"/>
               </w:rPr>
-              <w:t xml:space="preserve">Hatem </w:t>
-            </w:r>
-            <w:r>
-              <w:rPr>
-                <w:rFonts w:eastAsia="Arial" w:cs="Arial"/>
-                <w:sz w:val="20"/>
-                <w:szCs w:val="20"/>
-              </w:rPr>
-              <w:t>ADOUANI</w:t>
+              <w:t>Hatem ADOUANI</w:t>
             </w:r>
           </w:p>
         </w:tc>
@@ -1150,6 +1126,109 @@
             <w:r>
               <w:rPr/>
               <w:t>Alignment with the PSACv2.0 version</w:t>
+            </w:r>
+          </w:p>
+        </w:tc>
+      </w:tr>
+      <w:tr>
+        <w:trPr/>
+        <w:tc>
+          <w:tcPr>
+            <w:tcW w:w="1170" w:type="dxa"/>
+            <w:tcBorders>
+              <w:top w:val="single" w:sz="2" w:space="0" w:color="CCCCCC"/>
+              <w:left w:val="single" w:sz="2" w:space="0" w:color="CCCCCC"/>
+              <w:bottom w:val="single" w:sz="2" w:space="0" w:color="CCCCCC"/>
+              <w:right w:val="single" w:sz="2" w:space="0" w:color="CCCCCC"/>
+            </w:tcBorders>
+            <w:shd w:fill="FFFFFF" w:val="clear"/>
+          </w:tcPr>
+          <w:p>
+            <w:pPr>
+              <w:pStyle w:val="Normal"/>
+              <w:widowControl w:val="false"/>
+              <w:rPr/>
+            </w:pPr>
+            <w:r>
+              <w:rPr/>
+              <w:t>3.0</w:t>
+            </w:r>
+          </w:p>
+        </w:tc>
+        <w:tc>
+          <w:tcPr>
+            <w:tcW w:w="1560" w:type="dxa"/>
+            <w:tcBorders>
+              <w:top w:val="single" w:sz="2" w:space="0" w:color="CCCCCC"/>
+              <w:left w:val="single" w:sz="2" w:space="0" w:color="CCCCCC"/>
+              <w:bottom w:val="single" w:sz="2" w:space="0" w:color="CCCCCC"/>
+              <w:right w:val="single" w:sz="2" w:space="0" w:color="CCCCCC"/>
+            </w:tcBorders>
+            <w:shd w:fill="FFFFFF" w:val="clear"/>
+          </w:tcPr>
+          <w:p>
+            <w:pPr>
+              <w:pStyle w:val="Normal"/>
+              <w:widowControl w:val="false"/>
+              <w:rPr/>
+            </w:pPr>
+            <w:r>
+              <w:rPr>
+                <w:rFonts w:eastAsia="Arial" w:cs="Arial"/>
+                <w:sz w:val="20"/>
+                <w:szCs w:val="20"/>
+              </w:rPr>
+              <w:t>2026-06-18</w:t>
+            </w:r>
+          </w:p>
+        </w:tc>
+        <w:tc>
+          <w:tcPr>
+            <w:tcW w:w="2340" w:type="dxa"/>
+            <w:tcBorders>
+              <w:top w:val="single" w:sz="2" w:space="0" w:color="CCCCCC"/>
+              <w:left w:val="single" w:sz="2" w:space="0" w:color="CCCCCC"/>
+              <w:bottom w:val="single" w:sz="2" w:space="0" w:color="CCCCCC"/>
+              <w:right w:val="single" w:sz="2" w:space="0" w:color="CCCCCC"/>
+            </w:tcBorders>
+            <w:shd w:fill="FFFFFF" w:val="clear"/>
+          </w:tcPr>
+          <w:p>
+            <w:pPr>
+              <w:pStyle w:val="Normal"/>
+              <w:widowControl w:val="false"/>
+              <w:rPr/>
+            </w:pPr>
+            <w:r>
+              <w:rPr>
+                <w:rFonts w:eastAsia="Arial" w:cs="Arial"/>
+                <w:sz w:val="20"/>
+                <w:szCs w:val="20"/>
+              </w:rPr>
+              <w:t>Hatem ADOUANI</w:t>
+            </w:r>
+          </w:p>
+        </w:tc>
+        <w:tc>
+          <w:tcPr>
+            <w:tcW w:w="4289" w:type="dxa"/>
+            <w:tcBorders>
+              <w:top w:val="single" w:sz="2" w:space="0" w:color="CCCCCC"/>
+              <w:left w:val="single" w:sz="2" w:space="0" w:color="CCCCCC"/>
+              <w:bottom w:val="single" w:sz="2" w:space="0" w:color="CCCCCC"/>
+              <w:right w:val="single" w:sz="2" w:space="0" w:color="CCCCCC"/>
+            </w:tcBorders>
+            <w:shd w:fill="FFFFFF" w:val="clear"/>
+          </w:tcPr>
+          <w:p>
+            <w:pPr>
+              <w:pStyle w:val="Normal"/>
+              <w:widowControl w:val="false"/>
+              <w:rPr/>
+            </w:pPr>
+            <w:r>
+              <w:rPr/>
+              <w:t>Replaced placeholder LangChain/OpenAI environment with verified local stack: FastAPI + llama-cpp-python on Colab, Streamlit + SQLite on PC, ngrok tunnel</w:t>
             </w:r>
           </w:p>
         </w:tc>
@@ -3866,7 +3945,7 @@
           <w:sz w:val="20"/>
           <w:szCs w:val="20"/>
         </w:rPr>
-        <w:t xml:space="preserve">AI Framework: LangChain-based orchestration using OpenAI API. </w:t>
+        <w:t xml:space="preserve">AI Framework: Custom FastAPI server on Google Colab (GPU) using llama-cpp-python; local GGUF models only — no external API calls. </w:t>
       </w:r>
     </w:p>
     <w:p>
@@ -4104,7 +4183,7 @@
                 <w:sz w:val="20"/>
                 <w:szCs w:val="20"/>
               </w:rPr>
-              <w:t>M1 — AI HLR Agent</w:t>
+              <w:t>M1 — AI HLR Agent (Qwen3 32B)</w:t>
             </w:r>
           </w:p>
         </w:tc>
@@ -4215,7 +4294,7 @@
                 <w:sz w:val="20"/>
                 <w:szCs w:val="20"/>
               </w:rPr>
-              <w:t>M2 — AI LLR Agent</w:t>
+              <w:t>M2 — AI LLR Agent (Mistral Small 24B)</w:t>
             </w:r>
           </w:p>
         </w:tc>
@@ -4326,7 +4405,7 @@
                 <w:sz w:val="20"/>
                 <w:szCs w:val="20"/>
               </w:rPr>
-              <w:t>M3 — AI Code Agent</w:t>
+              <w:t>M3 — AI Code Agent (Qwen2.5-Coder 32B)</w:t>
             </w:r>
           </w:p>
         </w:tc>
@@ -4437,7 +4516,7 @@
                 <w:sz w:val="20"/>
                 <w:szCs w:val="20"/>
               </w:rPr>
-              <w:t>M4 — AI LLT Agent</w:t>
+              <w:t>M4 — AI LLT Agent (Gemma3 27B — independent of M3)</w:t>
             </w:r>
           </w:p>
         </w:tc>
@@ -4548,7 +4627,7 @@
                 <w:sz w:val="20"/>
                 <w:szCs w:val="20"/>
               </w:rPr>
-              <w:t>M5 — AI HLT Agent</w:t>
+              <w:t>M5 — AI HLT Agent (DeepSeek-R1-Distill 32B — independent of M1)</w:t>
             </w:r>
           </w:p>
         </w:tc>
@@ -4659,7 +4738,7 @@
                 <w:sz w:val="20"/>
                 <w:szCs w:val="20"/>
               </w:rPr>
-              <w:t>M6 — Traceability Agent</w:t>
+              <w:t>M6 — Traceability Agent (Phi-4 14B)</w:t>
             </w:r>
           </w:p>
         </w:tc>
@@ -4770,7 +4849,7 @@
                 <w:sz w:val="20"/>
                 <w:szCs w:val="20"/>
               </w:rPr>
-              <w:t>Python 3.11 / LangChain</w:t>
+              <w:t>Python 3.11 / FastAPI + llama-cpp-python</w:t>
             </w:r>
           </w:p>
         </w:tc>
@@ -8971,7 +9050,7 @@
         <w:sz w:val="18"/>
         <w:szCs w:val="18"/>
       </w:rPr>
-      <w:t>2</w:t>
+      <w:t>3</w:t>
     </w:r>
     <w:r>
       <w:rPr>

--- a/docs/do178/planning/SDP_I-SCEET.docx
+++ b/docs/do178/planning/SDP_I-SCEET.docx
@@ -233,7 +233,7 @@
                 <w:sz w:val="20"/>
                 <w:szCs w:val="20"/>
               </w:rPr>
-              <w:t>3.0</w:t>
+              <w:t>3.1</w:t>
             </w:r>
           </w:p>
         </w:tc>
@@ -353,7 +353,7 @@
                 <w:sz w:val="20"/>
                 <w:szCs w:val="20"/>
               </w:rPr>
-              <w:t>2026-06-18</w:t>
+              <w:t>2026-06-29</w:t>
             </w:r>
           </w:p>
         </w:tc>
@@ -1178,7 +1178,7 @@
                 <w:sz w:val="20"/>
                 <w:szCs w:val="20"/>
               </w:rPr>
-              <w:t>2026-06-18</w:t>
+              <w:t>2026-06-29</w:t>
             </w:r>
           </w:p>
         </w:tc>
@@ -1397,16 +1397,6 @@
           <w:szCs w:val="20"/>
         </w:rPr>
         <w:t>This document shall be reviewed and approved prior to the commencement of any development activity and is a required deliverable for SOI #1.</w:t>
-      </w:r>
-    </w:p>
-    <w:p>
-      <w:pPr>
-        <w:pStyle w:val="Normal"/>
-        <w:spacing w:before="0" w:after="80"/>
-        <w:rPr/>
-      </w:pPr>
-      <w:r>
-        <w:rPr/>
       </w:r>
     </w:p>
     <w:p>
@@ -1460,17 +1450,17 @@
         </w:tblCellMar>
       </w:tblPr>
       <w:tblGrid>
-        <w:gridCol w:w="777"/>
+        <w:gridCol w:w="776"/>
         <w:gridCol w:w="2340"/>
         <w:gridCol w:w="2340"/>
         <w:gridCol w:w="2340"/>
-        <w:gridCol w:w="1563"/>
+        <w:gridCol w:w="1564"/>
       </w:tblGrid>
       <w:tr>
         <w:trPr/>
         <w:tc>
           <w:tcPr>
-            <w:tcW w:w="777" w:type="dxa"/>
+            <w:tcW w:w="776" w:type="dxa"/>
             <w:tcBorders>
               <w:top w:val="single" w:sz="2" w:space="0" w:color="CCCCCC"/>
               <w:left w:val="single" w:sz="2" w:space="0" w:color="CCCCCC"/>
@@ -1590,7 +1580,7 @@
         </w:tc>
         <w:tc>
           <w:tcPr>
-            <w:tcW w:w="1563" w:type="dxa"/>
+            <w:tcW w:w="1564" w:type="dxa"/>
             <w:tcBorders>
               <w:top w:val="single" w:sz="2" w:space="0" w:color="CCCCCC"/>
               <w:left w:val="single" w:sz="2" w:space="0" w:color="CCCCCC"/>
@@ -1623,7 +1613,7 @@
         <w:trPr/>
         <w:tc>
           <w:tcPr>
-            <w:tcW w:w="777" w:type="dxa"/>
+            <w:tcW w:w="776" w:type="dxa"/>
             <w:tcBorders>
               <w:top w:val="single" w:sz="2" w:space="0" w:color="CCCCCC"/>
               <w:left w:val="single" w:sz="2" w:space="0" w:color="CCCCCC"/>
@@ -1731,7 +1721,7 @@
         </w:tc>
         <w:tc>
           <w:tcPr>
-            <w:tcW w:w="1563" w:type="dxa"/>
+            <w:tcW w:w="1564" w:type="dxa"/>
             <w:tcBorders>
               <w:top w:val="single" w:sz="2" w:space="0" w:color="CCCCCC"/>
               <w:left w:val="single" w:sz="2" w:space="0" w:color="CCCCCC"/>
@@ -1761,7 +1751,7 @@
         <w:trPr/>
         <w:tc>
           <w:tcPr>
-            <w:tcW w:w="777" w:type="dxa"/>
+            <w:tcW w:w="776" w:type="dxa"/>
             <w:tcBorders>
               <w:top w:val="single" w:sz="2" w:space="0" w:color="CCCCCC"/>
               <w:left w:val="single" w:sz="2" w:space="0" w:color="CCCCCC"/>
@@ -1869,7 +1859,7 @@
         </w:tc>
         <w:tc>
           <w:tcPr>
-            <w:tcW w:w="1563" w:type="dxa"/>
+            <w:tcW w:w="1564" w:type="dxa"/>
             <w:tcBorders>
               <w:top w:val="single" w:sz="2" w:space="0" w:color="CCCCCC"/>
               <w:left w:val="single" w:sz="2" w:space="0" w:color="CCCCCC"/>
@@ -1899,7 +1889,7 @@
         <w:trPr/>
         <w:tc>
           <w:tcPr>
-            <w:tcW w:w="777" w:type="dxa"/>
+            <w:tcW w:w="776" w:type="dxa"/>
             <w:tcBorders>
               <w:top w:val="single" w:sz="2" w:space="0" w:color="CCCCCC"/>
               <w:left w:val="single" w:sz="2" w:space="0" w:color="CCCCCC"/>
@@ -2007,7 +1997,7 @@
         </w:tc>
         <w:tc>
           <w:tcPr>
-            <w:tcW w:w="1563" w:type="dxa"/>
+            <w:tcW w:w="1564" w:type="dxa"/>
             <w:tcBorders>
               <w:top w:val="single" w:sz="2" w:space="0" w:color="CCCCCC"/>
               <w:left w:val="single" w:sz="2" w:space="0" w:color="CCCCCC"/>
@@ -2037,7 +2027,7 @@
         <w:trPr/>
         <w:tc>
           <w:tcPr>
-            <w:tcW w:w="777" w:type="dxa"/>
+            <w:tcW w:w="776" w:type="dxa"/>
             <w:tcBorders>
               <w:top w:val="single" w:sz="2" w:space="0" w:color="CCCCCC"/>
               <w:left w:val="single" w:sz="2" w:space="0" w:color="CCCCCC"/>
@@ -2145,7 +2135,7 @@
         </w:tc>
         <w:tc>
           <w:tcPr>
-            <w:tcW w:w="1563" w:type="dxa"/>
+            <w:tcW w:w="1564" w:type="dxa"/>
             <w:tcBorders>
               <w:top w:val="single" w:sz="2" w:space="0" w:color="CCCCCC"/>
               <w:left w:val="single" w:sz="2" w:space="0" w:color="CCCCCC"/>
@@ -2175,7 +2165,7 @@
         <w:trPr/>
         <w:tc>
           <w:tcPr>
-            <w:tcW w:w="777" w:type="dxa"/>
+            <w:tcW w:w="776" w:type="dxa"/>
             <w:tcBorders>
               <w:top w:val="single" w:sz="2" w:space="0" w:color="CCCCCC"/>
               <w:left w:val="single" w:sz="2" w:space="0" w:color="CCCCCC"/>
@@ -2283,7 +2273,7 @@
         </w:tc>
         <w:tc>
           <w:tcPr>
-            <w:tcW w:w="1563" w:type="dxa"/>
+            <w:tcW w:w="1564" w:type="dxa"/>
             <w:tcBorders>
               <w:top w:val="single" w:sz="2" w:space="0" w:color="CCCCCC"/>
               <w:left w:val="single" w:sz="2" w:space="0" w:color="CCCCCC"/>
@@ -2313,7 +2303,7 @@
         <w:trPr/>
         <w:tc>
           <w:tcPr>
-            <w:tcW w:w="777" w:type="dxa"/>
+            <w:tcW w:w="776" w:type="dxa"/>
             <w:tcBorders>
               <w:top w:val="single" w:sz="2" w:space="0" w:color="CCCCCC"/>
               <w:left w:val="single" w:sz="2" w:space="0" w:color="CCCCCC"/>
@@ -2421,7 +2411,7 @@
         </w:tc>
         <w:tc>
           <w:tcPr>
-            <w:tcW w:w="1563" w:type="dxa"/>
+            <w:tcW w:w="1564" w:type="dxa"/>
             <w:tcBorders>
               <w:top w:val="single" w:sz="2" w:space="0" w:color="CCCCCC"/>
               <w:left w:val="single" w:sz="2" w:space="0" w:color="CCCCCC"/>
@@ -2512,7 +2502,7 @@
         <w:pStyle w:val="ListParagraph"/>
         <w:numPr>
           <w:ilvl w:val="0"/>
-          <w:numId w:val="49"/>
+          <w:numId w:val="51"/>
         </w:numPr>
         <w:rPr/>
       </w:pPr>
@@ -2530,7 +2520,7 @@
         <w:pStyle w:val="ListParagraph"/>
         <w:numPr>
           <w:ilvl w:val="0"/>
-          <w:numId w:val="50"/>
+          <w:numId w:val="52"/>
         </w:numPr>
         <w:rPr/>
       </w:pPr>
@@ -2548,7 +2538,7 @@
         <w:pStyle w:val="ListParagraph"/>
         <w:numPr>
           <w:ilvl w:val="0"/>
-          <w:numId w:val="51"/>
+          <w:numId w:val="53"/>
         </w:numPr>
         <w:rPr/>
       </w:pPr>
@@ -2566,7 +2556,7 @@
         <w:pStyle w:val="ListParagraph"/>
         <w:numPr>
           <w:ilvl w:val="0"/>
-          <w:numId w:val="52"/>
+          <w:numId w:val="54"/>
         </w:numPr>
         <w:rPr/>
       </w:pPr>
@@ -2584,7 +2574,7 @@
         <w:pStyle w:val="ListParagraph"/>
         <w:numPr>
           <w:ilvl w:val="0"/>
-          <w:numId w:val="53"/>
+          <w:numId w:val="55"/>
         </w:numPr>
         <w:rPr/>
       </w:pPr>
@@ -2602,7 +2592,7 @@
         <w:pStyle w:val="ListParagraph"/>
         <w:numPr>
           <w:ilvl w:val="0"/>
-          <w:numId w:val="54"/>
+          <w:numId w:val="56"/>
         </w:numPr>
         <w:rPr/>
       </w:pPr>
@@ -2620,7 +2610,7 @@
         <w:pStyle w:val="ListParagraph"/>
         <w:numPr>
           <w:ilvl w:val="0"/>
-          <w:numId w:val="55"/>
+          <w:numId w:val="57"/>
         </w:numPr>
         <w:rPr/>
       </w:pPr>
@@ -2638,7 +2628,7 @@
         <w:pStyle w:val="ListParagraph"/>
         <w:numPr>
           <w:ilvl w:val="0"/>
-          <w:numId w:val="56"/>
+          <w:numId w:val="58"/>
         </w:numPr>
         <w:rPr/>
       </w:pPr>
@@ -2656,7 +2646,7 @@
         <w:pStyle w:val="ListParagraph"/>
         <w:numPr>
           <w:ilvl w:val="0"/>
-          <w:numId w:val="57"/>
+          <w:numId w:val="59"/>
         </w:numPr>
         <w:rPr/>
       </w:pPr>
@@ -2674,7 +2664,7 @@
         <w:pStyle w:val="ListParagraph"/>
         <w:numPr>
           <w:ilvl w:val="0"/>
-          <w:numId w:val="58"/>
+          <w:numId w:val="60"/>
         </w:numPr>
         <w:rPr/>
       </w:pPr>
@@ -2767,7 +2757,7 @@
         <w:pStyle w:val="ListParagraph"/>
         <w:numPr>
           <w:ilvl w:val="0"/>
-          <w:numId w:val="59"/>
+          <w:numId w:val="61"/>
         </w:numPr>
         <w:rPr/>
       </w:pPr>
@@ -2785,7 +2775,7 @@
         <w:pStyle w:val="ListParagraph"/>
         <w:numPr>
           <w:ilvl w:val="0"/>
-          <w:numId w:val="60"/>
+          <w:numId w:val="62"/>
         </w:numPr>
         <w:rPr/>
       </w:pPr>
@@ -2803,7 +2793,7 @@
         <w:pStyle w:val="ListParagraph"/>
         <w:numPr>
           <w:ilvl w:val="0"/>
-          <w:numId w:val="61"/>
+          <w:numId w:val="63"/>
         </w:numPr>
         <w:rPr/>
       </w:pPr>
@@ -2821,7 +2811,7 @@
         <w:pStyle w:val="ListParagraph"/>
         <w:numPr>
           <w:ilvl w:val="0"/>
-          <w:numId w:val="62"/>
+          <w:numId w:val="64"/>
         </w:numPr>
         <w:rPr/>
       </w:pPr>
@@ -2839,7 +2829,7 @@
         <w:pStyle w:val="ListParagraph"/>
         <w:numPr>
           <w:ilvl w:val="0"/>
-          <w:numId w:val="63"/>
+          <w:numId w:val="65"/>
         </w:numPr>
         <w:rPr/>
       </w:pPr>
@@ -3835,7 +3825,7 @@
         <w:pStyle w:val="ListParagraph"/>
         <w:numPr>
           <w:ilvl w:val="0"/>
-          <w:numId w:val="64"/>
+          <w:numId w:val="66"/>
         </w:numPr>
         <w:rPr/>
       </w:pPr>
@@ -3899,7 +3889,7 @@
         <w:pStyle w:val="ListParagraph"/>
         <w:numPr>
           <w:ilvl w:val="0"/>
-          <w:numId w:val="65"/>
+          <w:numId w:val="67"/>
         </w:numPr>
         <w:rPr/>
       </w:pPr>
@@ -3917,7 +3907,7 @@
         <w:pStyle w:val="ListParagraph"/>
         <w:numPr>
           <w:ilvl w:val="0"/>
-          <w:numId w:val="66"/>
+          <w:numId w:val="68"/>
         </w:numPr>
         <w:rPr/>
       </w:pPr>
@@ -3935,7 +3925,7 @@
         <w:pStyle w:val="ListParagraph"/>
         <w:numPr>
           <w:ilvl w:val="0"/>
-          <w:numId w:val="67"/>
+          <w:numId w:val="69"/>
         </w:numPr>
         <w:rPr/>
       </w:pPr>
@@ -3953,7 +3943,7 @@
         <w:pStyle w:val="ListParagraph"/>
         <w:numPr>
           <w:ilvl w:val="0"/>
-          <w:numId w:val="68"/>
+          <w:numId w:val="70"/>
         </w:numPr>
         <w:rPr/>
       </w:pPr>
@@ -3971,7 +3961,7 @@
         <w:pStyle w:val="ListParagraph"/>
         <w:numPr>
           <w:ilvl w:val="0"/>
-          <w:numId w:val="69"/>
+          <w:numId w:val="71"/>
         </w:numPr>
         <w:rPr/>
       </w:pPr>
@@ -5200,7 +5190,7 @@
         <w:pStyle w:val="ListParagraph"/>
         <w:numPr>
           <w:ilvl w:val="0"/>
-          <w:numId w:val="70"/>
+          <w:numId w:val="72"/>
         </w:numPr>
         <w:rPr/>
       </w:pPr>
@@ -5218,7 +5208,7 @@
         <w:pStyle w:val="ListParagraph"/>
         <w:numPr>
           <w:ilvl w:val="0"/>
-          <w:numId w:val="71"/>
+          <w:numId w:val="73"/>
         </w:numPr>
         <w:rPr/>
       </w:pPr>
@@ -5926,7 +5916,7 @@
         <w:pStyle w:val="ListParagraph"/>
         <w:numPr>
           <w:ilvl w:val="0"/>
-          <w:numId w:val="72"/>
+          <w:numId w:val="74"/>
         </w:numPr>
         <w:rPr/>
       </w:pPr>
@@ -5944,7 +5934,7 @@
         <w:pStyle w:val="ListParagraph"/>
         <w:numPr>
           <w:ilvl w:val="0"/>
-          <w:numId w:val="73"/>
+          <w:numId w:val="75"/>
         </w:numPr>
         <w:rPr/>
       </w:pPr>
@@ -5962,7 +5952,7 @@
         <w:pStyle w:val="ListParagraph"/>
         <w:numPr>
           <w:ilvl w:val="0"/>
-          <w:numId w:val="74"/>
+          <w:numId w:val="76"/>
         </w:numPr>
         <w:rPr/>
       </w:pPr>
@@ -5980,7 +5970,7 @@
         <w:pStyle w:val="ListParagraph"/>
         <w:numPr>
           <w:ilvl w:val="0"/>
-          <w:numId w:val="75"/>
+          <w:numId w:val="77"/>
         </w:numPr>
         <w:rPr/>
       </w:pPr>
@@ -5998,7 +5988,7 @@
         <w:pStyle w:val="ListParagraph"/>
         <w:numPr>
           <w:ilvl w:val="0"/>
-          <w:numId w:val="76"/>
+          <w:numId w:val="78"/>
         </w:numPr>
         <w:rPr/>
       </w:pPr>
@@ -6053,7 +6043,7 @@
         <w:pStyle w:val="ListParagraph"/>
         <w:numPr>
           <w:ilvl w:val="0"/>
-          <w:numId w:val="77"/>
+          <w:numId w:val="79"/>
         </w:numPr>
         <w:rPr/>
       </w:pPr>
@@ -6071,7 +6061,7 @@
         <w:pStyle w:val="ListParagraph"/>
         <w:numPr>
           <w:ilvl w:val="0"/>
-          <w:numId w:val="78"/>
+          <w:numId w:val="80"/>
         </w:numPr>
         <w:rPr/>
       </w:pPr>
@@ -6089,7 +6079,7 @@
         <w:pStyle w:val="ListParagraph"/>
         <w:numPr>
           <w:ilvl w:val="0"/>
-          <w:numId w:val="79"/>
+          <w:numId w:val="81"/>
         </w:numPr>
         <w:rPr/>
       </w:pPr>
@@ -6107,7 +6097,7 @@
         <w:pStyle w:val="ListParagraph"/>
         <w:numPr>
           <w:ilvl w:val="0"/>
-          <w:numId w:val="80"/>
+          <w:numId w:val="82"/>
         </w:numPr>
         <w:rPr/>
       </w:pPr>
@@ -6125,7 +6115,7 @@
         <w:pStyle w:val="ListParagraph"/>
         <w:numPr>
           <w:ilvl w:val="0"/>
-          <w:numId w:val="81"/>
+          <w:numId w:val="83"/>
         </w:numPr>
         <w:rPr/>
       </w:pPr>
@@ -7767,7 +7757,7 @@
         <w:pStyle w:val="ListParagraph"/>
         <w:numPr>
           <w:ilvl w:val="0"/>
-          <w:numId w:val="82"/>
+          <w:numId w:val="84"/>
         </w:numPr>
         <w:rPr/>
       </w:pPr>
@@ -7785,7 +7775,7 @@
         <w:pStyle w:val="ListParagraph"/>
         <w:numPr>
           <w:ilvl w:val="0"/>
-          <w:numId w:val="83"/>
+          <w:numId w:val="85"/>
         </w:numPr>
         <w:rPr/>
       </w:pPr>
@@ -7803,7 +7793,7 @@
         <w:pStyle w:val="ListParagraph"/>
         <w:numPr>
           <w:ilvl w:val="0"/>
-          <w:numId w:val="84"/>
+          <w:numId w:val="86"/>
         </w:numPr>
         <w:rPr/>
       </w:pPr>
@@ -7821,7 +7811,7 @@
         <w:pStyle w:val="ListParagraph"/>
         <w:numPr>
           <w:ilvl w:val="0"/>
-          <w:numId w:val="85"/>
+          <w:numId w:val="87"/>
         </w:numPr>
         <w:rPr/>
       </w:pPr>
@@ -7886,7 +7876,7 @@
         <w:pStyle w:val="ListParagraph"/>
         <w:numPr>
           <w:ilvl w:val="0"/>
-          <w:numId w:val="86"/>
+          <w:numId w:val="88"/>
         </w:numPr>
         <w:rPr/>
       </w:pPr>
@@ -7904,7 +7894,7 @@
         <w:pStyle w:val="ListParagraph"/>
         <w:numPr>
           <w:ilvl w:val="0"/>
-          <w:numId w:val="87"/>
+          <w:numId w:val="89"/>
         </w:numPr>
         <w:rPr/>
       </w:pPr>
@@ -7922,7 +7912,7 @@
         <w:pStyle w:val="ListParagraph"/>
         <w:numPr>
           <w:ilvl w:val="0"/>
-          <w:numId w:val="88"/>
+          <w:numId w:val="90"/>
         </w:numPr>
         <w:rPr/>
       </w:pPr>
@@ -7940,7 +7930,7 @@
         <w:pStyle w:val="ListParagraph"/>
         <w:numPr>
           <w:ilvl w:val="0"/>
-          <w:numId w:val="89"/>
+          <w:numId w:val="91"/>
         </w:numPr>
         <w:rPr/>
       </w:pPr>
@@ -7958,7 +7948,7 @@
         <w:pStyle w:val="ListParagraph"/>
         <w:numPr>
           <w:ilvl w:val="0"/>
-          <w:numId w:val="90"/>
+          <w:numId w:val="92"/>
         </w:numPr>
         <w:rPr/>
       </w:pPr>
@@ -8035,7 +8025,7 @@
         <w:pStyle w:val="ListParagraph"/>
         <w:numPr>
           <w:ilvl w:val="0"/>
-          <w:numId w:val="91"/>
+          <w:numId w:val="93"/>
         </w:numPr>
         <w:rPr/>
       </w:pPr>
@@ -8053,7 +8043,7 @@
         <w:pStyle w:val="ListParagraph"/>
         <w:numPr>
           <w:ilvl w:val="0"/>
-          <w:numId w:val="92"/>
+          <w:numId w:val="94"/>
         </w:numPr>
         <w:rPr/>
       </w:pPr>
@@ -8071,7 +8061,7 @@
         <w:pStyle w:val="ListParagraph"/>
         <w:numPr>
           <w:ilvl w:val="0"/>
-          <w:numId w:val="93"/>
+          <w:numId w:val="95"/>
         </w:numPr>
         <w:rPr/>
       </w:pPr>
@@ -8126,7 +8116,7 @@
         <w:pStyle w:val="ListParagraph"/>
         <w:numPr>
           <w:ilvl w:val="0"/>
-          <w:numId w:val="94"/>
+          <w:numId w:val="96"/>
         </w:numPr>
         <w:rPr/>
       </w:pPr>
@@ -8144,7 +8134,7 @@
         <w:pStyle w:val="ListParagraph"/>
         <w:numPr>
           <w:ilvl w:val="0"/>
-          <w:numId w:val="95"/>
+          <w:numId w:val="97"/>
         </w:numPr>
         <w:rPr/>
       </w:pPr>
@@ -8162,7 +8152,7 @@
         <w:pStyle w:val="ListParagraph"/>
         <w:numPr>
           <w:ilvl w:val="0"/>
-          <w:numId w:val="96"/>
+          <w:numId w:val="98"/>
         </w:numPr>
         <w:rPr/>
       </w:pPr>
@@ -8180,7 +8170,7 @@
         <w:pStyle w:val="ListParagraph"/>
         <w:numPr>
           <w:ilvl w:val="0"/>
-          <w:numId w:val="97"/>
+          <w:numId w:val="99"/>
         </w:numPr>
         <w:rPr/>
       </w:pPr>
@@ -8973,7 +8963,7 @@
     </w:r>
     <w:r>
       <w:rPr/>
-      <w:t>10</w:t>
+      <w:t>1</w:t>
     </w:r>
     <w:r>
       <w:rPr/>
@@ -9041,7 +9031,7 @@
         <w:sz w:val="18"/>
         <w:szCs w:val="18"/>
       </w:rPr>
-      <w:t>v</w:t>
+      <w:t>v3.</w:t>
     </w:r>
     <w:r>
       <w:rPr>
@@ -9050,7 +9040,7 @@
         <w:sz w:val="18"/>
         <w:szCs w:val="18"/>
       </w:rPr>
-      <w:t>3</w:t>
+      <w:t>1</w:t>
     </w:r>
     <w:r>
       <w:rPr>
@@ -9059,7 +9049,7 @@
         <w:sz w:val="18"/>
         <w:szCs w:val="18"/>
       </w:rPr>
-      <w:t>.0   |   DRAFT</w:t>
+      <w:t xml:space="preserve">   |   DRAFT</w:t>
     </w:r>
   </w:p>
 </w:hdr>
@@ -14755,6 +14745,248 @@
     </w:lvl>
   </w:abstractNum>
   <w:abstractNum w:abstractNumId="48">
+    <w:lvl w:ilvl="0">
+      <w:start w:val="1"/>
+      <w:numFmt w:val="bullet"/>
+      <w:lvlText w:val=""/>
+      <w:lvlJc w:val="left"/>
+      <w:pPr>
+        <w:tabs>
+          <w:tab w:val="num" w:pos="0"/>
+        </w:tabs>
+        <w:ind w:left="720" w:hanging="360"/>
+      </w:pPr>
+      <w:rPr>
+        <w:rFonts w:ascii="Symbol" w:hAnsi="Symbol" w:cs="Symbol" w:hint="default"/>
+      </w:rPr>
+    </w:lvl>
+    <w:lvl w:ilvl="1">
+      <w:start w:val="1"/>
+      <w:numFmt w:val="decimal"/>
+      <w:lvlText w:val="%2."/>
+      <w:lvlJc w:val="left"/>
+      <w:pPr>
+        <w:tabs>
+          <w:tab w:val="num" w:pos="1080"/>
+        </w:tabs>
+        <w:ind w:left="1080" w:hanging="360"/>
+      </w:pPr>
+      <w:rPr/>
+    </w:lvl>
+    <w:lvl w:ilvl="2">
+      <w:start w:val="1"/>
+      <w:numFmt w:val="decimal"/>
+      <w:lvlText w:val="%3."/>
+      <w:lvlJc w:val="left"/>
+      <w:pPr>
+        <w:tabs>
+          <w:tab w:val="num" w:pos="1440"/>
+        </w:tabs>
+        <w:ind w:left="1440" w:hanging="360"/>
+      </w:pPr>
+      <w:rPr/>
+    </w:lvl>
+    <w:lvl w:ilvl="3">
+      <w:start w:val="1"/>
+      <w:numFmt w:val="decimal"/>
+      <w:lvlText w:val="%4."/>
+      <w:lvlJc w:val="left"/>
+      <w:pPr>
+        <w:tabs>
+          <w:tab w:val="num" w:pos="1800"/>
+        </w:tabs>
+        <w:ind w:left="1800" w:hanging="360"/>
+      </w:pPr>
+      <w:rPr/>
+    </w:lvl>
+    <w:lvl w:ilvl="4">
+      <w:start w:val="1"/>
+      <w:numFmt w:val="decimal"/>
+      <w:lvlText w:val="%5."/>
+      <w:lvlJc w:val="left"/>
+      <w:pPr>
+        <w:tabs>
+          <w:tab w:val="num" w:pos="2160"/>
+        </w:tabs>
+        <w:ind w:left="2160" w:hanging="360"/>
+      </w:pPr>
+      <w:rPr/>
+    </w:lvl>
+    <w:lvl w:ilvl="5">
+      <w:start w:val="1"/>
+      <w:numFmt w:val="decimal"/>
+      <w:lvlText w:val="%6."/>
+      <w:lvlJc w:val="left"/>
+      <w:pPr>
+        <w:tabs>
+          <w:tab w:val="num" w:pos="2520"/>
+        </w:tabs>
+        <w:ind w:left="2520" w:hanging="360"/>
+      </w:pPr>
+      <w:rPr/>
+    </w:lvl>
+    <w:lvl w:ilvl="6">
+      <w:start w:val="1"/>
+      <w:numFmt w:val="decimal"/>
+      <w:lvlText w:val="%7."/>
+      <w:lvlJc w:val="left"/>
+      <w:pPr>
+        <w:tabs>
+          <w:tab w:val="num" w:pos="2880"/>
+        </w:tabs>
+        <w:ind w:left="2880" w:hanging="360"/>
+      </w:pPr>
+      <w:rPr/>
+    </w:lvl>
+    <w:lvl w:ilvl="7">
+      <w:start w:val="1"/>
+      <w:numFmt w:val="decimal"/>
+      <w:lvlText w:val="%8."/>
+      <w:lvlJc w:val="left"/>
+      <w:pPr>
+        <w:tabs>
+          <w:tab w:val="num" w:pos="3240"/>
+        </w:tabs>
+        <w:ind w:left="3240" w:hanging="360"/>
+      </w:pPr>
+      <w:rPr/>
+    </w:lvl>
+    <w:lvl w:ilvl="8">
+      <w:start w:val="1"/>
+      <w:numFmt w:val="decimal"/>
+      <w:lvlText w:val="%9."/>
+      <w:lvlJc w:val="left"/>
+      <w:pPr>
+        <w:tabs>
+          <w:tab w:val="num" w:pos="3600"/>
+        </w:tabs>
+        <w:ind w:left="3600" w:hanging="360"/>
+      </w:pPr>
+      <w:rPr/>
+    </w:lvl>
+  </w:abstractNum>
+  <w:abstractNum w:abstractNumId="49">
+    <w:lvl w:ilvl="0">
+      <w:start w:val="1"/>
+      <w:numFmt w:val="bullet"/>
+      <w:lvlText w:val=""/>
+      <w:lvlJc w:val="left"/>
+      <w:pPr>
+        <w:tabs>
+          <w:tab w:val="num" w:pos="0"/>
+        </w:tabs>
+        <w:ind w:left="720" w:hanging="360"/>
+      </w:pPr>
+      <w:rPr>
+        <w:rFonts w:ascii="Symbol" w:hAnsi="Symbol" w:cs="Symbol" w:hint="default"/>
+      </w:rPr>
+    </w:lvl>
+    <w:lvl w:ilvl="1">
+      <w:start w:val="1"/>
+      <w:numFmt w:val="decimal"/>
+      <w:lvlText w:val="%2."/>
+      <w:lvlJc w:val="left"/>
+      <w:pPr>
+        <w:tabs>
+          <w:tab w:val="num" w:pos="1080"/>
+        </w:tabs>
+        <w:ind w:left="1080" w:hanging="360"/>
+      </w:pPr>
+      <w:rPr/>
+    </w:lvl>
+    <w:lvl w:ilvl="2">
+      <w:start w:val="1"/>
+      <w:numFmt w:val="decimal"/>
+      <w:lvlText w:val="%3."/>
+      <w:lvlJc w:val="left"/>
+      <w:pPr>
+        <w:tabs>
+          <w:tab w:val="num" w:pos="1440"/>
+        </w:tabs>
+        <w:ind w:left="1440" w:hanging="360"/>
+      </w:pPr>
+      <w:rPr/>
+    </w:lvl>
+    <w:lvl w:ilvl="3">
+      <w:start w:val="1"/>
+      <w:numFmt w:val="decimal"/>
+      <w:lvlText w:val="%4."/>
+      <w:lvlJc w:val="left"/>
+      <w:pPr>
+        <w:tabs>
+          <w:tab w:val="num" w:pos="1800"/>
+        </w:tabs>
+        <w:ind w:left="1800" w:hanging="360"/>
+      </w:pPr>
+      <w:rPr/>
+    </w:lvl>
+    <w:lvl w:ilvl="4">
+      <w:start w:val="1"/>
+      <w:numFmt w:val="decimal"/>
+      <w:lvlText w:val="%5."/>
+      <w:lvlJc w:val="left"/>
+      <w:pPr>
+        <w:tabs>
+          <w:tab w:val="num" w:pos="2160"/>
+        </w:tabs>
+        <w:ind w:left="2160" w:hanging="360"/>
+      </w:pPr>
+      <w:rPr/>
+    </w:lvl>
+    <w:lvl w:ilvl="5">
+      <w:start w:val="1"/>
+      <w:numFmt w:val="decimal"/>
+      <w:lvlText w:val="%6."/>
+      <w:lvlJc w:val="left"/>
+      <w:pPr>
+        <w:tabs>
+          <w:tab w:val="num" w:pos="2520"/>
+        </w:tabs>
+        <w:ind w:left="2520" w:hanging="360"/>
+      </w:pPr>
+      <w:rPr/>
+    </w:lvl>
+    <w:lvl w:ilvl="6">
+      <w:start w:val="1"/>
+      <w:numFmt w:val="decimal"/>
+      <w:lvlText w:val="%7."/>
+      <w:lvlJc w:val="left"/>
+      <w:pPr>
+        <w:tabs>
+          <w:tab w:val="num" w:pos="2880"/>
+        </w:tabs>
+        <w:ind w:left="2880" w:hanging="360"/>
+      </w:pPr>
+      <w:rPr/>
+    </w:lvl>
+    <w:lvl w:ilvl="7">
+      <w:start w:val="1"/>
+      <w:numFmt w:val="decimal"/>
+      <w:lvlText w:val="%8."/>
+      <w:lvlJc w:val="left"/>
+      <w:pPr>
+        <w:tabs>
+          <w:tab w:val="num" w:pos="3240"/>
+        </w:tabs>
+        <w:ind w:left="3240" w:hanging="360"/>
+      </w:pPr>
+      <w:rPr/>
+    </w:lvl>
+    <w:lvl w:ilvl="8">
+      <w:start w:val="1"/>
+      <w:numFmt w:val="decimal"/>
+      <w:lvlText w:val="%9."/>
+      <w:lvlJc w:val="left"/>
+      <w:pPr>
+        <w:tabs>
+          <w:tab w:val="num" w:pos="3600"/>
+        </w:tabs>
+        <w:ind w:left="3600" w:hanging="360"/>
+      </w:pPr>
+      <w:rPr/>
+    </w:lvl>
+  </w:abstractNum>
+  <w:abstractNum w:abstractNumId="50">
     <w:lvl w:ilvl="0">
       <w:start w:val="1"/>
       <w:numFmt w:val="none"/>
@@ -15018,16 +15250,16 @@
     <w:abstractNumId w:val="48"/>
   </w:num>
   <w:num w:numId="49">
+    <w:abstractNumId w:val="49"/>
+  </w:num>
+  <w:num w:numId="50">
+    <w:abstractNumId w:val="50"/>
+  </w:num>
+  <w:num w:numId="51">
     <w:abstractNumId w:val="1"/>
     <w:lvlOverride w:ilvl="0">
       <w:startOverride w:val="1"/>
     </w:lvlOverride>
-  </w:num>
-  <w:num w:numId="50">
-    <w:abstractNumId w:val="1"/>
-  </w:num>
-  <w:num w:numId="51">
-    <w:abstractNumId w:val="1"/>
   </w:num>
   <w:num w:numId="52">
     <w:abstractNumId w:val="1"/>
@@ -15165,6 +15397,12 @@
     <w:abstractNumId w:val="1"/>
   </w:num>
   <w:num w:numId="97">
+    <w:abstractNumId w:val="1"/>
+  </w:num>
+  <w:num w:numId="98">
+    <w:abstractNumId w:val="1"/>
+  </w:num>
+  <w:num w:numId="99">
     <w:abstractNumId w:val="1"/>
   </w:num>
 </w:numbering>

--- a/docs/do178/planning/SDP_I-SCEET.docx
+++ b/docs/do178/planning/SDP_I-SCEET.docx
@@ -173,7 +173,7 @@
                 <w:sz w:val="20"/>
                 <w:szCs w:val="20"/>
               </w:rPr>
-              <w:t>SDP-TOOLCHAIN-001</w:t>
+              <w:t>SDP-TOOLCHAIN-0xx</w:t>
             </w:r>
           </w:p>
         </w:tc>
@@ -233,7 +233,7 @@
                 <w:sz w:val="20"/>
                 <w:szCs w:val="20"/>
               </w:rPr>
-              <w:t>3.1</w:t>
+              <w:t>3.2</w:t>
             </w:r>
           </w:p>
         </w:tc>
@@ -1397,6 +1397,16 @@
           <w:szCs w:val="20"/>
         </w:rPr>
         <w:t>This document shall be reviewed and approved prior to the commencement of any development activity and is a required deliverable for SOI #1.</w:t>
+      </w:r>
+    </w:p>
+    <w:p>
+      <w:pPr>
+        <w:pStyle w:val="Normal"/>
+        <w:spacing w:before="0" w:after="80"/>
+        <w:rPr/>
+      </w:pPr>
+      <w:r>
+        <w:rPr/>
       </w:r>
     </w:p>
     <w:p>
@@ -2602,7 +2612,7 @@
           <w:sz w:val="20"/>
           <w:szCs w:val="20"/>
         </w:rPr>
-        <w:t>PSAC-TOOLCHAIN-001 — Plan for Software Aspects of Certification</w:t>
+        <w:t>PSAC-TOOLCHAIN-0xx — Plan for Software Aspects of Certification</w:t>
       </w:r>
     </w:p>
     <w:p>
@@ -2620,7 +2630,7 @@
           <w:sz w:val="20"/>
           <w:szCs w:val="20"/>
         </w:rPr>
-        <w:t>SVP-TOOLCHAIN-001 — Software Verification Plan</w:t>
+        <w:t>SVP-TOOLCHAIN-0xx — Software Verification Plan</w:t>
       </w:r>
     </w:p>
     <w:p>
@@ -2638,7 +2648,7 @@
           <w:sz w:val="20"/>
           <w:szCs w:val="20"/>
         </w:rPr>
-        <w:t>SCMP-TOOLCHAIN-001 — Software Configuration Management Plan</w:t>
+        <w:t>SCMP-TOOLCHAIN-0xx — Software Configuration Management Plan</w:t>
       </w:r>
     </w:p>
     <w:p>
@@ -2656,7 +2666,7 @@
           <w:sz w:val="20"/>
           <w:szCs w:val="20"/>
         </w:rPr>
-        <w:t>SQAP-TOOLCHAIN-001 — Software Quality Assurance Plan</w:t>
+        <w:t>SQAP-TOOLCHAIN-0xx — Software Quality Assurance Plan</w:t>
       </w:r>
     </w:p>
     <w:p>
@@ -2674,7 +2684,7 @@
           <w:sz w:val="20"/>
           <w:szCs w:val="20"/>
         </w:rPr>
-        <w:t>SCS-TOOLCHAIN-001 — Software Coding Standards</w:t>
+        <w:t>SCS-TOOLCHAIN-0xx — Software Coding Standards</w:t>
       </w:r>
     </w:p>
     <w:p>
@@ -2749,7 +2759,7 @@
           <w:sz w:val="20"/>
           <w:szCs w:val="20"/>
         </w:rPr>
-        <w:t>The I-SCEET project follows the sequential DO-178C software lifecycle model, aligned with the V-model as defined in PSAC-TOOLCHAIN-001. The development lifecycle is divided into the following ordered phases:</w:t>
+        <w:t>The I-SCEET project follows the sequential DO-178C software lifecycle model, aligned with the V-model as defined in PSAC-TOOLCHAIN-0xx. The development lifecycle is divided into the following ordered phases:</w:t>
       </w:r>
     </w:p>
     <w:p>
@@ -5270,7 +5280,7 @@
           <w:sz w:val="20"/>
           <w:szCs w:val="20"/>
         </w:rPr>
-        <w:t>All source artifacts, AI agent configurations, and generated outputs shall be placed under version control per SCMP-TOOLCHAIN-001. A formal baseline shall be established at each SOI gate. Changes to any baselined artifact require formal change control authorization.</w:t>
+        <w:t>All source artifacts, AI agent configurations, and generated outputs shall be placed under version control per SCMP-TOOLCHAIN-0xx. A formal baseline shall be established at each SOI gate. Changes to any baselined artifact require formal change control authorization.</w:t>
       </w:r>
     </w:p>
     <w:p>
@@ -5784,7 +5794,7 @@
                 <w:sz w:val="20"/>
                 <w:szCs w:val="20"/>
               </w:rPr>
-              <w:t>Code shall comply with project coding standards (SCS-TOOLCHAIN-001)</w:t>
+              <w:t>Code shall comply with project coding standards (SCS-TOOLCHAIN-0xx)</w:t>
             </w:r>
           </w:p>
         </w:tc>
@@ -5814,7 +5824,7 @@
                 <w:sz w:val="20"/>
                 <w:szCs w:val="20"/>
               </w:rPr>
-              <w:t>SCS-TOOLCHAIN-001</w:t>
+              <w:t>SCS-TOOLCHAIN-0xx</w:t>
             </w:r>
           </w:p>
         </w:tc>
@@ -6035,7 +6045,7 @@
           <w:sz w:val="20"/>
           <w:szCs w:val="20"/>
         </w:rPr>
-        <w:t>All source code generated by M3 shall conform to the Software Coding Standards document (SCS-TOOLCHAIN-001). Key rules include:</w:t>
+        <w:t>All source code generated by M3 shall conform to the Software Coding Standards document (SCS-TOOLCHAIN-0xx). Key rules include:</w:t>
       </w:r>
     </w:p>
     <w:p>
@@ -7749,7 +7759,7 @@
           <w:sz w:val="20"/>
           <w:szCs w:val="20"/>
         </w:rPr>
-        <w:t>Configuration management of all development artifacts is governed by SCMP-TOOLCHAIN-001. The following principles apply in the context of this SDP:</w:t>
+        <w:t>Configuration management of all development artifacts is governed by SCMP-TOOLCHAIN-0xx. The following principles apply in the context of this SDP:</w:t>
       </w:r>
     </w:p>
     <w:p>
@@ -7868,7 +7878,7 @@
           <w:sz w:val="20"/>
           <w:szCs w:val="20"/>
         </w:rPr>
-        <w:t>Software Quality Assurance activities during development are governed by SQAP-TOOLCHAIN-001. Development-phase SQA activities include:</w:t>
+        <w:t>Software Quality Assurance activities during development are governed by SQAP-TOOLCHAIN-0xx. Development-phase SQA activities include:</w:t>
       </w:r>
     </w:p>
     <w:p>
@@ -8963,7 +8973,7 @@
     </w:r>
     <w:r>
       <w:rPr/>
-      <w:t>1</w:t>
+      <w:t>10</w:t>
     </w:r>
     <w:r>
       <w:rPr/>
@@ -9014,7 +9024,52 @@
         <w:sz w:val="18"/>
         <w:szCs w:val="18"/>
       </w:rPr>
-      <w:t>SDP-TOOLCHAIN-001</w:t>
+      <w:t>S</w:t>
+    </w:r>
+    <w:r>
+      <w:rPr>
+        <w:rFonts w:eastAsia="Arial" w:cs="Arial"/>
+        <w:color w:val="595959"/>
+        <w:sz w:val="18"/>
+        <w:szCs w:val="18"/>
+      </w:rPr>
+      <w:t>oftware</w:t>
+    </w:r>
+    <w:r>
+      <w:rPr>
+        <w:rFonts w:eastAsia="Arial" w:cs="Arial"/>
+        <w:color w:val="595959"/>
+        <w:sz w:val="18"/>
+        <w:szCs w:val="18"/>
+      </w:rPr>
+      <w:t xml:space="preserve"> D</w:t>
+    </w:r>
+    <w:r>
+      <w:rPr>
+        <w:rFonts w:eastAsia="Arial" w:cs="Arial"/>
+        <w:color w:val="595959"/>
+        <w:sz w:val="18"/>
+        <w:szCs w:val="18"/>
+      </w:rPr>
+      <w:t>evelopment</w:t>
+    </w:r>
+    <w:r>
+      <w:rPr>
+        <w:rFonts w:eastAsia="Arial" w:cs="Arial"/>
+        <w:color w:val="595959"/>
+        <w:sz w:val="18"/>
+        <w:szCs w:val="18"/>
+      </w:rPr>
+      <w:t xml:space="preserve"> P</w:t>
+    </w:r>
+    <w:r>
+      <w:rPr>
+        <w:rFonts w:eastAsia="Arial" w:cs="Arial"/>
+        <w:color w:val="595959"/>
+        <w:sz w:val="18"/>
+        <w:szCs w:val="18"/>
+      </w:rPr>
+      <w:t>lan</w:t>
     </w:r>
     <w:r>
       <w:rPr>
@@ -9040,7 +9095,7 @@
         <w:sz w:val="18"/>
         <w:szCs w:val="18"/>
       </w:rPr>
-      <w:t>1</w:t>
+      <w:t>2</w:t>
     </w:r>
     <w:r>
       <w:rPr>
